--- a/assets/cv/CURRICULUM VITAE.docx
+++ b/assets/cv/CURRICULUM VITAE.docx
@@ -438,41 +438,13 @@
         <w:tab/>
         <w:t xml:space="preserve">: </w:t>
       </w:r>
-      <w:proofErr w:type="spellStart"/>
-      <w:r>
-        <w:rPr>
-          <w:rFonts w:ascii="Courier New" w:eastAsia="Calibri" w:hAnsi="Courier New" w:cs="Courier New"/>
-          <w:sz w:val="24"/>
-          <w:szCs w:val="24"/>
-        </w:rPr>
-        <w:t>Calinaoan</w:t>
-      </w:r>
-      <w:proofErr w:type="spellEnd"/>
-      <w:r>
-        <w:rPr>
-          <w:rFonts w:ascii="Courier New" w:eastAsia="Calibri" w:hAnsi="Courier New" w:cs="Courier New"/>
-          <w:sz w:val="24"/>
-          <w:szCs w:val="24"/>
-        </w:rPr>
-        <w:t xml:space="preserve"> </w:t>
-      </w:r>
-      <w:proofErr w:type="spellStart"/>
-      <w:r>
-        <w:rPr>
-          <w:rFonts w:ascii="Courier New" w:eastAsia="Calibri" w:hAnsi="Courier New" w:cs="Courier New"/>
-          <w:sz w:val="24"/>
-          <w:szCs w:val="24"/>
-        </w:rPr>
-        <w:t>Malasin</w:t>
-      </w:r>
-      <w:proofErr w:type="spellEnd"/>
-      <w:r>
-        <w:rPr>
-          <w:rFonts w:ascii="Courier New" w:eastAsia="Calibri" w:hAnsi="Courier New" w:cs="Courier New"/>
-          <w:sz w:val="24"/>
-          <w:szCs w:val="24"/>
-        </w:rPr>
-        <w:t>, Sto. Tomas</w:t>
+      <w:r>
+        <w:rPr>
+          <w:rFonts w:ascii="Courier New" w:eastAsia="Calibri" w:hAnsi="Courier New" w:cs="Courier New"/>
+          <w:sz w:val="24"/>
+          <w:szCs w:val="24"/>
+        </w:rPr>
+        <w:t>Calinaoan Malasin, Sto. Tomas</w:t>
       </w:r>
       <w:r>
         <w:rPr>
@@ -530,7 +502,29 @@
           <w:u w:val="single"/>
           <w:shd w:val="clear" w:color="auto" w:fill="FFFFFF"/>
         </w:rPr>
-        <w:t>angelo.spup@gmail.com</w:t>
+        <w:t>angelo.</w:t>
+      </w:r>
+      <w:r>
+        <w:rPr>
+          <w:rFonts w:ascii="Courier New" w:eastAsia="Calibri" w:hAnsi="Courier New" w:cs="Courier New"/>
+          <w:color w:val="0563C1"/>
+          <w:sz w:val="24"/>
+          <w:szCs w:val="24"/>
+          <w:u w:val="single"/>
+          <w:shd w:val="clear" w:color="auto" w:fill="FFFFFF"/>
+        </w:rPr>
+        <w:t>tolentino020325</w:t>
+      </w:r>
+      <w:r>
+        <w:rPr>
+          <w:rFonts w:ascii="Courier New" w:eastAsia="Calibri" w:hAnsi="Courier New" w:cs="Courier New"/>
+          <w:color w:val="0563C1"/>
+          <w:sz w:val="24"/>
+          <w:szCs w:val="24"/>
+          <w:u w:val="single"/>
+          <w:shd w:val="clear" w:color="auto" w:fill="FFFFFF"/>
+        </w:rPr>
+        <w:t>@gmail.com</w:t>
       </w:r>
     </w:p>
     <w:p>
@@ -1235,7 +1229,6 @@
               </w:rPr>
               <w:t xml:space="preserve">Developed a </w:t>
             </w:r>
-            <w:proofErr w:type="spellStart"/>
             <w:r>
               <w:rPr>
                 <w:rFonts w:ascii="Courier New" w:eastAsia="Calibri" w:hAnsi="Courier New" w:cs="Courier New"/>
@@ -1243,17 +1236,7 @@
                 <w:sz w:val="24"/>
                 <w:szCs w:val="24"/>
               </w:rPr>
-              <w:t>Payslips</w:t>
-            </w:r>
-            <w:proofErr w:type="spellEnd"/>
-            <w:r>
-              <w:rPr>
-                <w:rFonts w:ascii="Courier New" w:eastAsia="Calibri" w:hAnsi="Courier New" w:cs="Courier New"/>
-                <w:color w:val="000000"/>
-                <w:sz w:val="24"/>
-                <w:szCs w:val="24"/>
-              </w:rPr>
-              <w:t xml:space="preserve"> Generator and Management System</w:t>
+              <w:t>Payslips Generator and Management System</w:t>
             </w:r>
             <w:r>
               <w:rPr>
@@ -5583,6 +5566,7 @@
   <w:style w:type="character" w:default="1" w:styleId="DefaultParagraphFont">
     <w:name w:val="Default Paragraph Font"/>
     <w:uiPriority w:val="1"/>
+    <w:semiHidden/>
     <w:unhideWhenUsed/>
   </w:style>
   <w:style w:type="table" w:default="1" w:styleId="TableNormal">
